--- a/public/samples/test-pack/test-word.docx
+++ b/public/samples/test-pack/test-word.docx
@@ -2064,9 +2064,8 @@
         <w:sectPr>
           <w:pgSz w:w="12240" w:h="15840"/>
           <w:pgMar w:top="1440" w:right="1800" w:bottom="1440" w:left="1800" w:header="720" w:footer="720" w:gutter="0"/>
-          <w:cols w:space="720"/>
+          <w:cols w:space="720" w:num="2"/>
           <w:docGrid w:linePitch="360"/>
-          <w:cols xmlns:a="http://schemas.openxmlformats.org/drawingml/2006/main" xmlns:pic="http://schemas.openxmlformats.org/drawingml/2006/picture" w:num="2" w:space="720"/>
         </w:sectPr>
       </w:pPr>
     </w:p>
@@ -2109,7 +2108,6 @@
       <w:pgMar w:top="1440" w:right="1800" w:bottom="1440" w:left="1800" w:header="720" w:footer="720" w:gutter="0"/>
       <w:cols w:space="720"/>
       <w:docGrid w:linePitch="360"/>
-      <w:cols xmlns:a="http://schemas.openxmlformats.org/drawingml/2006/main" xmlns:pic="http://schemas.openxmlformats.org/drawingml/2006/picture" w:num="2" w:space="720"/>
     </w:sectPr>
   </w:body>
 </w:document>
